--- a/docs/strategic/Analytics-LEADS.docx
+++ b/docs/strategic/Analytics-LEADS.docx
@@ -30,7 +30,7 @@
         <w:jc w:val="center"/>
       </w:pPr>
       <w:r>
-        <w:t xml:space="preserve">Website Project v1.0</w:t>
+        <w:t>Website Project v2.0</w:t>
       </w:r>
     </w:p>
     <w:p>
@@ -39,7 +39,7 @@
         <w:jc w:val="center"/>
       </w:pPr>
       <w:r>
-        <w:t xml:space="preserve">March 2026</w:t>
+        <w:t>March 2026 (Updated: 2026-03-24)</w:t>
       </w:r>
     </w:p>
     <w:p>
@@ -1405,7 +1405,7 @@
         <w:spacing w:after="100"/>
       </w:pPr>
       <w:r>
-        <w:t xml:space="preserve">Primary Goal: Contact Form Submission</w:t>
+        <w:t>Primary Goal: Join Application Submission (via /join page JoinForm → Prisma Application model)</w:t>
       </w:r>
     </w:p>
     <w:p>
@@ -1448,7 +1448,7 @@
         <w:spacing w:after="100"/>
       </w:pPr>
       <w:r>
-        <w:t xml:space="preserve">BLS registration interest form submission – event-specific conversion</w:t>
+        <w:t>Admin dashboard visit – team review of applications and enquiries</w:t>
       </w:r>
     </w:p>
     <w:p>
@@ -1799,7 +1799,10 @@
         <w:spacing w:after="100"/>
       </w:pPr>
       <w:r>
-        <w:t xml:space="preserve">Google Analytics 4 (GA4):</w:t>
+        <w:t>Note: Analytics tools are not yet installed in the codebase. Setup pending.</w:t>
+        <w:br/>
+        <w:br/>
+        <w:t>Google Analytics 4 (GA4):</w:t>
       </w:r>
     </w:p>
     <w:p>
